--- a/tillsyn/A 29274-2026 tillsynsbegäran.docx
+++ b/tillsyn/A 29274-2026 tillsynsbegäran.docx
@@ -1463,7 +1463,7 @@
     <w:r>
       <w:tab/>
       <w:tab/>
-      <w:t>2026-08-15</w:t>
+      <w:t>2026-08-16</w:t>
       <w:br/>
       <w:br/>
     </w:r>

--- a/tillsyn/A 29274-2026 tillsynsbegäran.docx
+++ b/tillsyn/A 29274-2026 tillsynsbegäran.docx
@@ -1463,7 +1463,7 @@
     <w:r>
       <w:tab/>
       <w:tab/>
-      <w:t>2026-08-16</w:t>
+      <w:t>2026-08-17</w:t>
       <w:br/>
       <w:br/>
     </w:r>

--- a/tillsyn/A 29274-2026 tillsynsbegäran.docx
+++ b/tillsyn/A 29274-2026 tillsynsbegäran.docx
@@ -1463,7 +1463,7 @@
     <w:r>
       <w:tab/>
       <w:tab/>
-      <w:t>2026-08-17</w:t>
+      <w:t>2026-08-18</w:t>
       <w:br/>
       <w:br/>
     </w:r>

--- a/tillsyn/A 29274-2026 tillsynsbegäran.docx
+++ b/tillsyn/A 29274-2026 tillsynsbegäran.docx
@@ -1463,7 +1463,7 @@
     <w:r>
       <w:tab/>
       <w:tab/>
-      <w:t>2026-08-18</w:t>
+      <w:t>2026-08-19</w:t>
       <w:br/>
       <w:br/>
     </w:r>

--- a/tillsyn/A 29274-2026 tillsynsbegäran.docx
+++ b/tillsyn/A 29274-2026 tillsynsbegäran.docx
@@ -1463,7 +1463,7 @@
     <w:r>
       <w:tab/>
       <w:tab/>
-      <w:t>2026-08-19</w:t>
+      <w:t>2026-08-20</w:t>
       <w:br/>
       <w:br/>
     </w:r>

--- a/tillsyn/A 29274-2026 tillsynsbegäran.docx
+++ b/tillsyn/A 29274-2026 tillsynsbegäran.docx
@@ -1463,7 +1463,7 @@
     <w:r>
       <w:tab/>
       <w:tab/>
-      <w:t>2026-08-20</w:t>
+      <w:t>2026-08-21</w:t>
       <w:br/>
       <w:br/>
     </w:r>

--- a/tillsyn/A 29274-2026 tillsynsbegäran.docx
+++ b/tillsyn/A 29274-2026 tillsynsbegäran.docx
@@ -1463,7 +1463,7 @@
     <w:r>
       <w:tab/>
       <w:tab/>
-      <w:t>2026-08-21</w:t>
+      <w:t>2026-08-22</w:t>
       <w:br/>
       <w:br/>
     </w:r>

--- a/tillsyn/A 29274-2026 tillsynsbegäran.docx
+++ b/tillsyn/A 29274-2026 tillsynsbegäran.docx
@@ -1463,7 +1463,7 @@
     <w:r>
       <w:tab/>
       <w:tab/>
-      <w:t>2026-08-22</w:t>
+      <w:t>2026-08-23</w:t>
       <w:br/>
       <w:br/>
     </w:r>

--- a/tillsyn/A 29274-2026 tillsynsbegäran.docx
+++ b/tillsyn/A 29274-2026 tillsynsbegäran.docx
@@ -1463,7 +1463,7 @@
     <w:r>
       <w:tab/>
       <w:tab/>
-      <w:t>2026-08-23</w:t>
+      <w:t>2026-08-24</w:t>
       <w:br/>
       <w:br/>
     </w:r>

--- a/tillsyn/A 29274-2026 tillsynsbegäran.docx
+++ b/tillsyn/A 29274-2026 tillsynsbegäran.docx
@@ -1463,7 +1463,7 @@
     <w:r>
       <w:tab/>
       <w:tab/>
-      <w:t>2026-08-24</w:t>
+      <w:t>2026-08-25</w:t>
       <w:br/>
       <w:br/>
     </w:r>

--- a/tillsyn/A 29274-2026 tillsynsbegäran.docx
+++ b/tillsyn/A 29274-2026 tillsynsbegäran.docx
@@ -1463,7 +1463,7 @@
     <w:r>
       <w:tab/>
       <w:tab/>
-      <w:t>2026-08-25</w:t>
+      <w:t>2026-08-26</w:t>
       <w:br/>
       <w:br/>
     </w:r>

--- a/tillsyn/A 29274-2026 tillsynsbegäran.docx
+++ b/tillsyn/A 29274-2026 tillsynsbegäran.docx
@@ -1463,7 +1463,7 @@
     <w:r>
       <w:tab/>
       <w:tab/>
-      <w:t>2026-08-26</w:t>
+      <w:t>2026-08-27</w:t>
       <w:br/>
       <w:br/>
     </w:r>

--- a/tillsyn/A 29274-2026 tillsynsbegäran.docx
+++ b/tillsyn/A 29274-2026 tillsynsbegäran.docx
@@ -1463,7 +1463,7 @@
     <w:r>
       <w:tab/>
       <w:tab/>
-      <w:t>2026-08-27</w:t>
+      <w:t>2026-08-28</w:t>
       <w:br/>
       <w:br/>
     </w:r>

--- a/tillsyn/A 29274-2026 tillsynsbegäran.docx
+++ b/tillsyn/A 29274-2026 tillsynsbegäran.docx
@@ -1463,7 +1463,7 @@
     <w:r>
       <w:tab/>
       <w:tab/>
-      <w:t>2026-08-28</w:t>
+      <w:t>2026-08-29</w:t>
       <w:br/>
       <w:br/>
     </w:r>

--- a/tillsyn/A 29274-2026 tillsynsbegäran.docx
+++ b/tillsyn/A 29274-2026 tillsynsbegäran.docx
@@ -1463,7 +1463,7 @@
     <w:r>
       <w:tab/>
       <w:tab/>
-      <w:t>2026-08-29</w:t>
+      <w:t>2026-08-31</w:t>
       <w:br/>
       <w:br/>
     </w:r>

--- a/tillsyn/A 29274-2026 tillsynsbegäran.docx
+++ b/tillsyn/A 29274-2026 tillsynsbegäran.docx
@@ -1463,7 +1463,7 @@
     <w:r>
       <w:tab/>
       <w:tab/>
-      <w:t>2026-08-31</w:t>
+      <w:t>2026-09-01</w:t>
       <w:br/>
       <w:br/>
     </w:r>

--- a/tillsyn/A 29274-2026 tillsynsbegäran.docx
+++ b/tillsyn/A 29274-2026 tillsynsbegäran.docx
@@ -1463,7 +1463,7 @@
     <w:r>
       <w:tab/>
       <w:tab/>
-      <w:t>2026-09-01</w:t>
+      <w:t>2026-09-02</w:t>
       <w:br/>
       <w:br/>
     </w:r>

--- a/tillsyn/A 29274-2026 tillsynsbegäran.docx
+++ b/tillsyn/A 29274-2026 tillsynsbegäran.docx
@@ -1463,7 +1463,7 @@
     <w:r>
       <w:tab/>
       <w:tab/>
-      <w:t>2026-09-02</w:t>
+      <w:t>2026-09-03</w:t>
       <w:br/>
       <w:br/>
     </w:r>

--- a/tillsyn/A 29274-2026 tillsynsbegäran.docx
+++ b/tillsyn/A 29274-2026 tillsynsbegäran.docx
@@ -1463,7 +1463,7 @@
     <w:r>
       <w:tab/>
       <w:tab/>
-      <w:t>2026-09-03</w:t>
+      <w:t>2026-09-04</w:t>
       <w:br/>
       <w:br/>
     </w:r>

--- a/tillsyn/A 29274-2026 tillsynsbegäran.docx
+++ b/tillsyn/A 29274-2026 tillsynsbegäran.docx
@@ -1463,7 +1463,7 @@
     <w:r>
       <w:tab/>
       <w:tab/>
-      <w:t>2026-09-04</w:t>
+      <w:t>2026-09-05</w:t>
       <w:br/>
       <w:br/>
     </w:r>

--- a/tillsyn/A 29274-2026 tillsynsbegäran.docx
+++ b/tillsyn/A 29274-2026 tillsynsbegäran.docx
@@ -1463,7 +1463,7 @@
     <w:r>
       <w:tab/>
       <w:tab/>
-      <w:t>2026-09-05</w:t>
+      <w:t>2026-09-06</w:t>
       <w:br/>
       <w:br/>
     </w:r>

--- a/tillsyn/A 29274-2026 tillsynsbegäran.docx
+++ b/tillsyn/A 29274-2026 tillsynsbegäran.docx
@@ -1463,7 +1463,7 @@
     <w:r>
       <w:tab/>
       <w:tab/>
-      <w:t>2026-09-06</w:t>
+      <w:t>2026-09-07</w:t>
       <w:br/>
       <w:br/>
     </w:r>

--- a/tillsyn/A 29274-2026 tillsynsbegäran.docx
+++ b/tillsyn/A 29274-2026 tillsynsbegäran.docx
@@ -1463,7 +1463,7 @@
     <w:r>
       <w:tab/>
       <w:tab/>
-      <w:t>2026-09-07</w:t>
+      <w:t>2026-09-08</w:t>
       <w:br/>
       <w:br/>
     </w:r>

--- a/tillsyn/A 29274-2026 tillsynsbegäran.docx
+++ b/tillsyn/A 29274-2026 tillsynsbegäran.docx
@@ -1463,7 +1463,7 @@
     <w:r>
       <w:tab/>
       <w:tab/>
-      <w:t>2026-09-08</w:t>
+      <w:t>2026-09-09</w:t>
       <w:br/>
       <w:br/>
     </w:r>

--- a/tillsyn/A 29274-2026 tillsynsbegäran.docx
+++ b/tillsyn/A 29274-2026 tillsynsbegäran.docx
@@ -1463,7 +1463,7 @@
     <w:r>
       <w:tab/>
       <w:tab/>
-      <w:t>2026-09-09</w:t>
+      <w:t>2026-09-10</w:t>
       <w:br/>
       <w:br/>
     </w:r>

--- a/tillsyn/A 29274-2026 tillsynsbegäran.docx
+++ b/tillsyn/A 29274-2026 tillsynsbegäran.docx
@@ -1463,7 +1463,7 @@
     <w:r>
       <w:tab/>
       <w:tab/>
-      <w:t>2026-09-10</w:t>
+      <w:t>2026-09-11</w:t>
       <w:br/>
       <w:br/>
     </w:r>

--- a/tillsyn/A 29274-2026 tillsynsbegäran.docx
+++ b/tillsyn/A 29274-2026 tillsynsbegäran.docx
@@ -1463,7 +1463,7 @@
     <w:r>
       <w:tab/>
       <w:tab/>
-      <w:t>2026-09-11</w:t>
+      <w:t>2026-09-12</w:t>
       <w:br/>
       <w:br/>
     </w:r>

--- a/tillsyn/A 29274-2026 tillsynsbegäran.docx
+++ b/tillsyn/A 29274-2026 tillsynsbegäran.docx
@@ -22,7 +22,7 @@
       <w:r>
         <w:drawing>
           <wp:inline xmlns:a="http://schemas.openxmlformats.org/drawingml/2006/main" xmlns:pic="http://schemas.openxmlformats.org/drawingml/2006/picture">
-            <wp:extent cx="5486400" cy="5695675"/>
+            <wp:extent cx="5411579" cy="5724000"/>
             <wp:docPr id="1" name="Picture 1"/>
             <wp:cNvGraphicFramePr>
               <a:graphicFrameLocks noChangeAspect="1"/>
@@ -43,7 +43,7 @@
                   <pic:spPr>
                     <a:xfrm>
                       <a:off x="0" y="0"/>
-                      <a:ext cx="5486400" cy="5695675"/>
+                      <a:ext cx="5411579" cy="5724000"/>
                     </a:xfrm>
                     <a:prstGeom prst="rect"/>
                   </pic:spPr>
@@ -65,7 +65,7 @@
     </w:p>
     <w:p>
       <w:r>
-        <w:t>I och inom 6 meter från avverkningsanmälan finns fynd av 15 naturvårdsarter, varav 6 är rödlistade, 3 är fridlysta, 13 är typiska (T) och 4 är signalarter (S): garnlav (VU, T), knärot (VU, T, §8), dropptaggsvamp (NT, T), kryddspindling (NT, T), tretåig hackspett (NT, T, §4), äggvaxskivling (NT), spindelblomster (S, T, §8), stuplav (S, T), svavelriska (S), tibast (S, T), bergsslok (T), brudborste (T), kransmossa (T), kärrfibbla (T) och ormbär (T). Se Figur 1.</w:t>
+        <w:t>I och inom 6 meter från avverkningsanmälan finns fynd av 16 naturvårdsarter, varav 6 är rödlistade, 3 är fridlysta, 13 är typiska (T) och 5 är signalarter (S): garnlav (VU, T), knärot (VU, T, §8), dropptaggsvamp (NT, T), kryddspindling (NT, T), tretåig hackspett (NT, T, §4), äggvaxskivling (NT), gräsull (S), spindelblomster (S, T, §8), stuplav (S, T), svavelriska (S), tibast (S, T), bergsslok (T), brudborste (T), kransmossa (T), kärrfibbla (T) och ormbär (T). Se Figur 1.</w:t>
       </w:r>
     </w:p>
     <w:p>
@@ -1463,7 +1463,7 @@
     <w:r>
       <w:tab/>
       <w:tab/>
-      <w:t>2026-09-12</w:t>
+      <w:t>2026-09-13</w:t>
       <w:br/>
       <w:br/>
     </w:r>
